--- a/work/2026-08-15-seo-review-docs/output/chapter-04-carbohydrates-seo-review.docx
+++ b/work/2026-08-15-seo-review-docs/output/chapter-04-carbohydrates-seo-review.docx
@@ -187,18 +187,7 @@
         </w:rPr>
       </w:pPr>
       <w:r>
-        <w:rPr>
-          <w:b/>
-          <w:color w:val="1F4D78"/>
-          <w:lang w:eastAsia="zh-TW"/>
-        </w:rPr>
-        <w:t>目標搜尋字詞：</w:t>
-      </w:r>
-      <w:r>
-        <w:rPr>
-          <w:lang w:eastAsia="zh-TW"/>
-        </w:rPr>
-        <w:t>碳水化合物怎麼吃、醣類、全穀、膳食纖維、添加糖、血糖穩定、糖尿病飲食</w:t>
+        <w:t>目標搜尋字詞：碳水化合物怎麼吃、膳食纖維好處、添加糖每日上限、升糖指數GI值、精緻澱粉與全穀、低碳飲食迷思</w:t>
       </w:r>
     </w:p>
     <w:p>
@@ -264,42 +253,8 @@
       <w:pPr>
         <w:spacing w:after="100" w:line="288" w:lineRule="auto"/>
       </w:pPr>
-      <w:proofErr w:type="spellStart"/>
-      <w:r>
-        <w:rPr>
-          <w:b/>
-          <w:color w:val="1F4D78"/>
-        </w:rPr>
-        <w:t>文章摘要：</w:t>
-      </w:r>
-      <w:r>
-        <w:t>以《</w:t>
-      </w:r>
-      <w:r>
-        <w:t>Nutrition</w:t>
-      </w:r>
-      <w:proofErr w:type="spellEnd"/>
-      <w:r>
-        <w:t xml:space="preserve"> Concepts &amp; </w:t>
-      </w:r>
-      <w:proofErr w:type="spellStart"/>
-      <w:r>
-        <w:t>Controversies</w:t>
-      </w:r>
-      <w:r>
-        <w:t>》第</w:t>
-      </w:r>
-      <w:proofErr w:type="spellEnd"/>
-      <w:r>
-        <w:t xml:space="preserve"> 17 </w:t>
-      </w:r>
-      <w:proofErr w:type="spellStart"/>
-      <w:r>
-        <w:t>版第四章為基礎，說明糖、澱粉、肝醣與膳食纖維的差異，整理全穀、食品標示、添加糖、血糖搭配與糖尿病安全做法</w:t>
-      </w:r>
-      <w:proofErr w:type="spellEnd"/>
-      <w:r>
-        <w:t>。</w:t>
+      <w:r>
+        <w:t>文章摘要：碳水化合物怎麼吃才穩？凱特營養師依《Nutrition Concepts &amp; Controversies》第 17 版第四章，整理全穀、膳食纖維、添加糖、血糖搭配與糖尿病飲食安全判讀。</w:t>
       </w:r>
     </w:p>
     <w:p>
@@ -7028,18 +6983,7 @@
         </w:rPr>
       </w:pPr>
       <w:r>
-        <w:rPr>
-          <w:b/>
-          <w:color w:val="1F4D78"/>
-          <w:lang w:eastAsia="zh-TW"/>
-        </w:rPr>
-        <w:t>分類：</w:t>
-      </w:r>
-      <w:r>
-        <w:rPr>
-          <w:lang w:eastAsia="zh-TW"/>
-        </w:rPr>
-        <w:t>營養學概念與爭論</w:t>
+        <w:t>分類：書籍連載與營養知識</w:t>
       </w:r>
     </w:p>
     <w:p>
@@ -7652,14 +7596,7 @@
         <w:spacing w:after="100" w:line="288" w:lineRule="auto"/>
       </w:pPr>
       <w:r>
-        <w:rPr>
-          <w:b/>
-          <w:color w:val="1F4D78"/>
-        </w:rPr>
-        <w:t>建議更新日期：</w:t>
-      </w:r>
-      <w:r>
-        <w:t>2026-08-15</w:t>
+        <w:t>建議更新日期：2026-08-17</w:t>
       </w:r>
     </w:p>
     <w:p>
